--- a/tasuki-electoral-model/output/docx/TATSUKI_Paper_Japanese.docx
+++ b/tasuki-electoral-model/output/docx/TATSUKI_Paper_Japanese.docx
@@ -682,10 +682,6 @@
         <w:t xml:space="preserve">各任期の終了時に、独立した評価機関が各公約pⱼの実現度fⱼ ∈ </w:t>
       </w:r>
       <w:r>
-        <w:rPr>
-          <w:sz w:val="18"/>
-          <w:vertAlign w:val="superscript"/>
-        </w:rPr>
         <w:t>[0, 1]</w:t>
       </w:r>
       <w:r>
@@ -705,10 +701,6 @@
         <w:t xml:space="preserve">候補者cの任期tにおける説明責任得点は、実現度スコアの加重和として算出される：S_c^(t) = Σⱼ wⱼ · fⱼ ∈ </w:t>
       </w:r>
       <w:r>
-        <w:rPr>
-          <w:sz w:val="18"/>
-          <w:vertAlign w:val="superscript"/>
-        </w:rPr>
         <w:t>[0, 1]</w:t>
       </w:r>
       <w:r>
@@ -728,10 +720,6 @@
         <w:t xml:space="preserve">説明責任得点は影響関数ω: </w:t>
       </w:r>
       <w:r>
-        <w:rPr>
-          <w:sz w:val="18"/>
-          <w:vertAlign w:val="superscript"/>
-        </w:rPr>
         <w:t>[0, 1]</w:t>
       </w:r>
       <w:r>
@@ -817,10 +805,6 @@
         <w:t xml:space="preserve">外生的事象（自然災害、世界経済ショック、パンデミック）が候補者の努力と独立に公約実現可能性に影響を与える懸念に対処するため、TATSUKIはオプショナルなショック調整係数δ ∈ </w:t>
       </w:r>
       <w:r>
-        <w:rPr>
-          <w:sz w:val="18"/>
-          <w:vertAlign w:val="superscript"/>
-        </w:rPr>
         <w:t>[0, 1]</w:t>
       </w:r>
       <w:r>
